--- a/file/Ted_Hsu_CV.docx
+++ b/file/Ted_Hsu_CV.docx
@@ -9,7 +9,7 @@
       </w:pPr>
       <w:r>
         <w:rPr/>
-        <w:t>Curriculum Vitae</w:t>
+        <w:t>Resume</w:t>
       </w:r>
     </w:p>
     <w:p>
@@ -29,7 +29,7 @@
       </w:pPr>
       <w:r>
         <w:rPr/>
-        <w:t>Year: born in 1987</w:t>
+        <w:t>Year of Birth: 1987</w:t>
       </w:r>
     </w:p>
     <w:p>
@@ -40,36 +40,6 @@
       <w:r>
         <w:rPr/>
         <w:t>Nationality: Taiwan</w:t>
-      </w:r>
-    </w:p>
-    <w:p>
-      <w:pPr>
-        <w:pStyle w:val="Normal"/>
-        <w:rPr/>
-      </w:pPr>
-      <w:r>
-        <w:rPr/>
-        <w:t>Mobile: +886-9</w:t>
-      </w:r>
-      <w:r>
-        <w:rPr/>
-        <w:t>68</w:t>
-      </w:r>
-      <w:r>
-        <w:rPr/>
-        <w:t>-</w:t>
-      </w:r>
-      <w:r>
-        <w:rPr/>
-        <w:t>623</w:t>
-      </w:r>
-      <w:r>
-        <w:rPr/>
-        <w:t>-</w:t>
-      </w:r>
-      <w:r>
-        <w:rPr/>
-        <w:t>112</w:t>
       </w:r>
     </w:p>
     <w:p>
@@ -89,30 +59,6 @@
           <w:t>sohotguys@gmail.com</w:t>
         </w:r>
       </w:hyperlink>
-      <w:hyperlink r:id="rId3">
-        <w:r>
-          <w:rPr/>
-          <w:br/>
-        </w:r>
-      </w:hyperlink>
-    </w:p>
-    <w:p>
-      <w:pPr>
-        <w:pStyle w:val="Normal"/>
-        <w:rPr/>
-      </w:pPr>
-      <w:r>
-        <w:rPr/>
-        <w:t xml:space="preserve">WebSite Portfolio: </w:t>
-      </w:r>
-      <w:hyperlink r:id="rId4">
-        <w:r>
-          <w:rPr>
-            <w:rStyle w:val="Hyperlink"/>
-          </w:rPr>
-          <w:t>GitHub</w:t>
-        </w:r>
-      </w:hyperlink>
     </w:p>
     <w:p>
       <w:pPr>
@@ -141,7 +87,7 @@
       </w:pPr>
       <w:r>
         <w:rPr/>
-        <w:t>Flutter &amp; Android</w:t>
+        <w:t>Flutter &amp; Android Developer</w:t>
       </w:r>
     </w:p>
     <w:p>
@@ -161,7 +107,7 @@
       </w:pPr>
       <w:r>
         <w:rPr/>
-        <w:t>National Normal Taiwan University</w:t>
+        <w:t>National Taiwan Normal University</w:t>
       </w:r>
     </w:p>
     <w:p>
@@ -171,7 +117,7 @@
       </w:pPr>
       <w:r>
         <w:rPr/>
-        <w:t>MS of Institute of Marine Environmental Sciences.</w:t>
+        <w:t>M.S. in Marine Environmental Sciences</w:t>
       </w:r>
     </w:p>
     <w:p>
@@ -211,7 +157,7 @@
       </w:pPr>
       <w:r>
         <w:rPr/>
-        <w:t>I. 2024/03 until Now</w:t>
+        <w:t>I. 2024/03 – Present</w:t>
       </w:r>
     </w:p>
     <w:p>
@@ -223,7 +169,7 @@
         <w:rPr/>
         <w:t xml:space="preserve">Company Name: </w:t>
       </w:r>
-      <w:hyperlink r:id="rId5">
+      <w:hyperlink r:id="rId3">
         <w:r>
           <w:rPr>
             <w:rStyle w:val="Hyperlink"/>
@@ -239,7 +185,6 @@
         <w:r>
           <w:rPr>
             <w:rStyle w:val="Hyperlink"/>
-            <w:rFonts w:ascii="Cambria" w:hAnsi="Cambria"/>
             <w:color w:val="000000"/>
             <w:sz w:val="22"/>
             <w:szCs w:val="22"/>
@@ -380,19 +325,7 @@
       </w:r>
       <w:r>
         <w:rPr/>
-        <w:t xml:space="preserve">宏博網路科技有限公司 </w:t>
-      </w:r>
-      <w:r>
-        <w:rPr/>
-        <w:t>(</w:t>
-      </w:r>
-      <w:r>
-        <w:rPr/>
-        <w:t>太子集團</w:t>
-      </w:r>
-      <w:r>
-        <w:rPr/>
-        <w:t>)</w:t>
+        <w:t>宏博網路科技有限公司</w:t>
       </w:r>
     </w:p>
     <w:p>
@@ -402,7 +335,7 @@
       </w:pPr>
       <w:r>
         <w:rPr/>
-        <w:t>Title: Flutter, Android developer</w:t>
+        <w:t>Title: Flutter &amp; Android Developer</w:t>
       </w:r>
     </w:p>
     <w:p>
@@ -413,6 +346,21 @@
       <w:r>
         <w:rPr/>
         <w:t>Responsibilities:</w:t>
+      </w:r>
+    </w:p>
+    <w:p>
+      <w:pPr>
+        <w:pStyle w:val="ListBullet"/>
+        <w:numPr>
+          <w:ilvl w:val="0"/>
+          <w:numId w:val="0"/>
+        </w:numPr>
+        <w:ind w:hanging="0" w:left="360"/>
+        <w:rPr/>
+      </w:pPr>
+      <w:r>
+        <w:rPr/>
+        <w:t>[Flutter]</w:t>
       </w:r>
     </w:p>
     <w:p>
@@ -426,7 +374,7 @@
       </w:pPr>
       <w:r>
         <w:rPr/>
-        <w:t>[Flutter]</w:t>
+        <w:t>Implemented GetIt design pattern for dependency injection.</w:t>
       </w:r>
     </w:p>
     <w:p>
@@ -440,7 +388,7 @@
       </w:pPr>
       <w:r>
         <w:rPr/>
-        <w:t>GetIt design pattern.</w:t>
+        <w:t>Used Channel, Broadcast, and async for asynchronous operations.</w:t>
       </w:r>
     </w:p>
     <w:p>
@@ -454,7 +402,7 @@
       </w:pPr>
       <w:r>
         <w:rPr/>
-        <w:t>Channel, Broadcast, async etc. are used asynchronously.</w:t>
+        <w:t>Developed M3u8 playback and video download features.</w:t>
       </w:r>
     </w:p>
     <w:p>
@@ -468,7 +416,7 @@
       </w:pPr>
       <w:r>
         <w:rPr/>
-        <w:t>Develop Flutter M3u8 playback and video download.</w:t>
+        <w:t>Implemented SQL persistence in Flutter.</w:t>
       </w:r>
     </w:p>
     <w:p>
@@ -482,7 +430,7 @@
       </w:pPr>
       <w:r>
         <w:rPr/>
-        <w:t>Flutter SQL persistence.</w:t>
+        <w:t>Integrated third-party frameworks such as Dio.</w:t>
       </w:r>
     </w:p>
     <w:p>
@@ -496,7 +444,36 @@
       </w:pPr>
       <w:r>
         <w:rPr/>
-        <w:t>Use third-party frameworks such as Dio.</w:t>
+        <w:t>Implemented App Links.</w:t>
+      </w:r>
+    </w:p>
+    <w:p>
+      <w:pPr>
+        <w:pStyle w:val="ListBullet"/>
+        <w:numPr>
+          <w:ilvl w:val="0"/>
+          <w:numId w:val="0"/>
+        </w:numPr>
+        <w:ind w:hanging="0" w:left="360"/>
+        <w:rPr/>
+      </w:pPr>
+      <w:r>
+        <w:rPr/>
+      </w:r>
+    </w:p>
+    <w:p>
+      <w:pPr>
+        <w:pStyle w:val="ListBullet"/>
+        <w:numPr>
+          <w:ilvl w:val="0"/>
+          <w:numId w:val="0"/>
+        </w:numPr>
+        <w:ind w:hanging="0" w:left="360"/>
+        <w:rPr/>
+      </w:pPr>
+      <w:r>
+        <w:rPr/>
+        <w:t>[Android]</w:t>
       </w:r>
     </w:p>
     <w:p>
@@ -510,7 +487,7 @@
       </w:pPr>
       <w:r>
         <w:rPr/>
-        <w:t>APP Link</w:t>
+        <w:t>Applied MVVM design pattern.</w:t>
       </w:r>
     </w:p>
     <w:p>
@@ -524,7 +501,7 @@
       </w:pPr>
       <w:r>
         <w:rPr/>
-        <w:t>[Android]</w:t>
+        <w:t>Implemented Kotlin SQL persistence.</w:t>
       </w:r>
     </w:p>
     <w:p>
@@ -538,7 +515,7 @@
       </w:pPr>
       <w:r>
         <w:rPr/>
-        <w:t>MVVM design pattern.</w:t>
+        <w:t>Designed modular architecture using Coroutines.</w:t>
       </w:r>
     </w:p>
     <w:p>
@@ -552,7 +529,7 @@
       </w:pPr>
       <w:r>
         <w:rPr/>
-        <w:t>Kotlin SQL persistence.</w:t>
+        <w:t>Developed M3u8 playback and video download features.</w:t>
       </w:r>
     </w:p>
     <w:p>
@@ -566,7 +543,7 @@
       </w:pPr>
       <w:r>
         <w:rPr/>
-        <w:t>Modularization of Coroutine design.</w:t>
+        <w:t>Designed Kotlin-based UI components.</w:t>
       </w:r>
     </w:p>
     <w:p>
@@ -580,7 +557,7 @@
       </w:pPr>
       <w:r>
         <w:rPr/>
-        <w:t>Develop Kotlin M3u8 playback and video download.</w:t>
+        <w:t>Integrated third-party libraries such as Glide.</w:t>
       </w:r>
     </w:p>
     <w:p>
@@ -594,7 +571,7 @@
       </w:pPr>
       <w:r>
         <w:rPr/>
-        <w:t>Kotlin UI design.</w:t>
+        <w:t>Implemented App Links.</w:t>
       </w:r>
     </w:p>
     <w:p>
@@ -602,27 +579,13 @@
         <w:pStyle w:val="ListBullet"/>
         <w:numPr>
           <w:ilvl w:val="0"/>
-          <w:numId w:val="1"/>
+          <w:numId w:val="0"/>
         </w:numPr>
+        <w:ind w:hanging="0" w:left="360"/>
         <w:rPr/>
       </w:pPr>
       <w:r>
         <w:rPr/>
-        <w:t>Third-party connection such as Glide.</w:t>
-      </w:r>
-    </w:p>
-    <w:p>
-      <w:pPr>
-        <w:pStyle w:val="ListBullet"/>
-        <w:numPr>
-          <w:ilvl w:val="0"/>
-          <w:numId w:val="1"/>
-        </w:numPr>
-        <w:rPr/>
-      </w:pPr>
-      <w:r>
-        <w:rPr/>
-        <w:t>APP Link</w:t>
       </w:r>
     </w:p>
     <w:p>
@@ -644,7 +607,7 @@
         <w:rPr/>
         <w:t xml:space="preserve">Company Name: </w:t>
       </w:r>
-      <w:hyperlink r:id="rId6">
+      <w:hyperlink r:id="rId4">
         <w:r>
           <w:rPr>
             <w:rStyle w:val="Hyperlink"/>
@@ -660,7 +623,7 @@
       </w:pPr>
       <w:r>
         <w:rPr/>
-        <w:t>Title: Android developer (Android, Python)</w:t>
+        <w:t>Title: Android Developer (Android, Python)</w:t>
       </w:r>
     </w:p>
     <w:p>
@@ -684,7 +647,7 @@
       </w:pPr>
       <w:r>
         <w:rPr/>
-        <w:t>Interface design for test system firmware on wearable device (Android watch).</w:t>
+        <w:t>Designed test system firmware interfaces for wearable devices (Android Watch).</w:t>
       </w:r>
     </w:p>
     <w:p>
@@ -698,7 +661,7 @@
       </w:pPr>
       <w:r>
         <w:rPr/>
-        <w:t>Interface design for test system firmware on Pixel (Pixel 6, 6 Pro, 7, etc.).</w:t>
+        <w:t>Designed test system firmware interfaces for Pixel phones (Pixel 6, 6 Pro, 7, etc.).</w:t>
       </w:r>
     </w:p>
     <w:p>
@@ -712,7 +675,7 @@
       </w:pPr>
       <w:r>
         <w:rPr/>
-        <w:t>Design data API by Python.</w:t>
+        <w:t>Developed data APIs using Python.</w:t>
       </w:r>
     </w:p>
     <w:p>
@@ -726,7 +689,7 @@
       </w:pPr>
       <w:r>
         <w:rPr/>
-        <w:t>Design patterns for specific project issues.</w:t>
+        <w:t>Applied design patterns to solve specific project issues.</w:t>
       </w:r>
     </w:p>
     <w:p>
@@ -740,7 +703,7 @@
       </w:pPr>
       <w:r>
         <w:rPr/>
-        <w:t>Use fig (like git) to keep the code version.</w:t>
+        <w:t>Used Fig (similar to Git) for version control.</w:t>
       </w:r>
     </w:p>
     <w:p>
@@ -754,7 +717,7 @@
       </w:pPr>
       <w:r>
         <w:rPr/>
-        <w:t>Keep code simple, clean, and efficient.</w:t>
+        <w:t>Maintained clean, simple, and efficient code.</w:t>
       </w:r>
     </w:p>
     <w:p>
@@ -768,7 +731,7 @@
       </w:pPr>
       <w:r>
         <w:rPr/>
-        <w:t>Perform code reviews to ensure code safety.</w:t>
+        <w:t>Performed code reviews to ensure code quality and safety.</w:t>
       </w:r>
     </w:p>
     <w:p>
@@ -782,7 +745,7 @@
       </w:pPr>
       <w:r>
         <w:rPr/>
-        <w:t>Use unit tests for code reliability.</w:t>
+        <w:t>Wrote unit tests to ensure code reliability.</w:t>
       </w:r>
     </w:p>
     <w:p>
@@ -812,7 +775,7 @@
       </w:pPr>
       <w:r>
         <w:rPr/>
-        <w:t>Title: Full Stack developer (Android, iOS, Flutter, PHP, MySql)</w:t>
+        <w:t>Title: Full Stack Developer (Android, iOS, Flutter, PHP, MySQL)</w:t>
       </w:r>
     </w:p>
     <w:p>
@@ -823,6 +786,21 @@
       <w:r>
         <w:rPr/>
         <w:t>Responsibilities:</w:t>
+      </w:r>
+    </w:p>
+    <w:p>
+      <w:pPr>
+        <w:pStyle w:val="ListBullet"/>
+        <w:numPr>
+          <w:ilvl w:val="0"/>
+          <w:numId w:val="0"/>
+        </w:numPr>
+        <w:ind w:hanging="0" w:left="360"/>
+        <w:rPr/>
+      </w:pPr>
+      <w:r>
+        <w:rPr/>
+        <w:t>[Flutter]</w:t>
       </w:r>
     </w:p>
     <w:p>
@@ -836,7 +814,7 @@
       </w:pPr>
       <w:r>
         <w:rPr/>
-        <w:t>1. Social platform (GoMySki) powered by Flutter:</w:t>
+        <w:t>Social Platform (GoMySki)</w:t>
       </w:r>
     </w:p>
     <w:p>
@@ -850,7 +828,7 @@
       </w:pPr>
       <w:r>
         <w:rPr/>
-        <w:t>- Design Android and iOS apps.</w:t>
+        <w:t>Designed Android and iOS applications.</w:t>
       </w:r>
     </w:p>
     <w:p>
@@ -864,7 +842,7 @@
       </w:pPr>
       <w:r>
         <w:rPr/>
-        <w:t>- Use git for version control.</w:t>
+        <w:t>Used Git for version control.</w:t>
       </w:r>
     </w:p>
     <w:p>
@@ -878,7 +856,7 @@
       </w:pPr>
       <w:r>
         <w:rPr/>
-        <w:t>- Develop Web-APP using Ruby on Rails.</w:t>
+        <w:t>Developed Web-APP using Ruby on Rails.</w:t>
       </w:r>
     </w:p>
     <w:p>
@@ -892,7 +870,7 @@
       </w:pPr>
       <w:r>
         <w:rPr/>
-        <w:t>- Push notification service based on Firebase.</w:t>
+        <w:t>Implemented push notification services using Firebase.</w:t>
       </w:r>
     </w:p>
     <w:p>
@@ -906,7 +884,36 @@
       </w:pPr>
       <w:r>
         <w:rPr/>
-        <w:t>- Launch on Google Play and Apple Store.</w:t>
+        <w:t>Published apps on Google Play and Apple App Store.</w:t>
+      </w:r>
+    </w:p>
+    <w:p>
+      <w:pPr>
+        <w:pStyle w:val="ListBullet"/>
+        <w:numPr>
+          <w:ilvl w:val="0"/>
+          <w:numId w:val="0"/>
+        </w:numPr>
+        <w:ind w:hanging="0" w:left="360"/>
+        <w:rPr/>
+      </w:pPr>
+      <w:r>
+        <w:rPr/>
+      </w:r>
+    </w:p>
+    <w:p>
+      <w:pPr>
+        <w:pStyle w:val="ListBullet"/>
+        <w:numPr>
+          <w:ilvl w:val="0"/>
+          <w:numId w:val="0"/>
+        </w:numPr>
+        <w:ind w:hanging="0" w:left="360"/>
+        <w:rPr/>
+      </w:pPr>
+      <w:r>
+        <w:rPr/>
+        <w:t>[Android/iOS]</w:t>
       </w:r>
     </w:p>
     <w:p>
@@ -920,7 +927,7 @@
       </w:pPr>
       <w:r>
         <w:rPr/>
-        <w:t>2. Android/iOS gambling apps:</w:t>
+        <w:t>Developed native apps using Kotlin and Swift.</w:t>
       </w:r>
     </w:p>
     <w:p>
@@ -934,7 +941,7 @@
       </w:pPr>
       <w:r>
         <w:rPr/>
-        <w:t>- Native development with Kotlin and Swift.</w:t>
+        <w:t>Implemented sync mechanisms for withdrawals, deposits, and betting.</w:t>
       </w:r>
     </w:p>
     <w:p>
@@ -948,7 +955,7 @@
       </w:pPr>
       <w:r>
         <w:rPr/>
-        <w:t>- Sync mechanisms for withdrawal, deposit, betting.</w:t>
+        <w:t>Used AsyncTask for processes such as APK updates.</w:t>
       </w:r>
     </w:p>
     <w:p>
@@ -962,7 +969,7 @@
       </w:pPr>
       <w:r>
         <w:rPr/>
-        <w:t>- Use AsyncTask for processes like APK updates.</w:t>
+        <w:t>Integrated APIs via JSON.</w:t>
       </w:r>
     </w:p>
     <w:p>
@@ -976,7 +983,36 @@
       </w:pPr>
       <w:r>
         <w:rPr/>
-        <w:t>- API integration via JSON.</w:t>
+        <w:t>Implemented push notifications using Firebase.</w:t>
+      </w:r>
+    </w:p>
+    <w:p>
+      <w:pPr>
+        <w:pStyle w:val="ListBullet"/>
+        <w:numPr>
+          <w:ilvl w:val="0"/>
+          <w:numId w:val="0"/>
+        </w:numPr>
+        <w:ind w:hanging="0" w:left="360"/>
+        <w:rPr/>
+      </w:pPr>
+      <w:r>
+        <w:rPr/>
+      </w:r>
+    </w:p>
+    <w:p>
+      <w:pPr>
+        <w:pStyle w:val="ListBullet"/>
+        <w:numPr>
+          <w:ilvl w:val="0"/>
+          <w:numId w:val="0"/>
+        </w:numPr>
+        <w:ind w:hanging="0" w:left="360"/>
+        <w:rPr/>
+      </w:pPr>
+      <w:r>
+        <w:rPr/>
+        <w:t>[PHP]</w:t>
       </w:r>
     </w:p>
     <w:p>
@@ -990,7 +1026,7 @@
       </w:pPr>
       <w:r>
         <w:rPr/>
-        <w:t>- Push notifications using Firebase.</w:t>
+        <w:t>Developed login mechanisms using sessions and cookies.</w:t>
       </w:r>
     </w:p>
     <w:p>
@@ -1004,7 +1040,7 @@
       </w:pPr>
       <w:r>
         <w:rPr/>
-        <w:t>3. PHP backend:</w:t>
+        <w:t>Integrated WeChat SDK for login functionality.</w:t>
       </w:r>
     </w:p>
     <w:p>
@@ -1018,7 +1054,7 @@
       </w:pPr>
       <w:r>
         <w:rPr/>
-        <w:t>- Login mechanism via session and cookies.</w:t>
+        <w:t>Implemented backend sync and double verification for transactions.</w:t>
       </w:r>
     </w:p>
     <w:p>
@@ -1032,7 +1068,7 @@
       </w:pPr>
       <w:r>
         <w:rPr/>
-        <w:t>- WeChat SDK integration for login.</w:t>
+        <w:t>Developed game rebate systems.</w:t>
       </w:r>
     </w:p>
     <w:p>
@@ -1046,7 +1082,7 @@
       </w:pPr>
       <w:r>
         <w:rPr/>
-        <w:t>- Backend sync and double check for transactions.</w:t>
+        <w:t>Automated tasks using crontab CLI scripts.</w:t>
       </w:r>
     </w:p>
     <w:p>
@@ -1060,7 +1096,7 @@
       </w:pPr>
       <w:r>
         <w:rPr/>
-        <w:t>- Game rebate system development.</w:t>
+        <w:t>Designed JSON APIs.</w:t>
       </w:r>
     </w:p>
     <w:p>
@@ -1074,7 +1110,36 @@
       </w:pPr>
       <w:r>
         <w:rPr/>
-        <w:t>- Automation with crontab CLI scripts.</w:t>
+        <w:t>Performed web scraping using PhantomJS.</w:t>
+      </w:r>
+    </w:p>
+    <w:p>
+      <w:pPr>
+        <w:pStyle w:val="ListBullet"/>
+        <w:numPr>
+          <w:ilvl w:val="0"/>
+          <w:numId w:val="0"/>
+        </w:numPr>
+        <w:ind w:hanging="0" w:left="360"/>
+        <w:rPr/>
+      </w:pPr>
+      <w:r>
+        <w:rPr/>
+      </w:r>
+    </w:p>
+    <w:p>
+      <w:pPr>
+        <w:pStyle w:val="ListBullet"/>
+        <w:numPr>
+          <w:ilvl w:val="0"/>
+          <w:numId w:val="0"/>
+        </w:numPr>
+        <w:ind w:hanging="0" w:left="360"/>
+        <w:rPr/>
+      </w:pPr>
+      <w:r>
+        <w:rPr/>
+        <w:t>[MySQL]</w:t>
       </w:r>
     </w:p>
     <w:p>
@@ -1088,7 +1153,7 @@
       </w:pPr>
       <w:r>
         <w:rPr/>
-        <w:t>- JSON API design.</w:t>
+        <w:t>Used MySQL 8.0.</w:t>
       </w:r>
     </w:p>
     <w:p>
@@ -1102,7 +1167,71 @@
       </w:pPr>
       <w:r>
         <w:rPr/>
-        <w:t>- Web scraping using PhantomJS.</w:t>
+        <w:t>Designed robust database schemas.</w:t>
+      </w:r>
+    </w:p>
+    <w:p>
+      <w:pPr>
+        <w:pStyle w:val="ListBullet"/>
+        <w:numPr>
+          <w:ilvl w:val="0"/>
+          <w:numId w:val="0"/>
+        </w:numPr>
+        <w:ind w:hanging="0" w:left="360"/>
+        <w:rPr/>
+      </w:pPr>
+      <w:r>
+        <w:rPr/>
+      </w:r>
+    </w:p>
+    <w:p>
+      <w:pPr>
+        <w:pStyle w:val="Heading2"/>
+        <w:rPr/>
+      </w:pPr>
+      <w:r>
+        <w:rPr/>
+        <w:t>V. 2016/10 to 2018/03</w:t>
+      </w:r>
+    </w:p>
+    <w:p>
+      <w:pPr>
+        <w:pStyle w:val="Normal"/>
+        <w:rPr/>
+      </w:pPr>
+      <w:r>
+        <w:rPr/>
+        <w:t>Company Name: Bule Star Co., Ltd.</w:t>
+      </w:r>
+    </w:p>
+    <w:p>
+      <w:pPr>
+        <w:pStyle w:val="Normal"/>
+        <w:rPr/>
+      </w:pPr>
+      <w:r>
+        <w:rPr/>
+        <w:t>Title: Full Stack Developer (Android, iOS, Java, MySQL)</w:t>
+      </w:r>
+    </w:p>
+    <w:p>
+      <w:pPr>
+        <w:pStyle w:val="Normal"/>
+        <w:rPr/>
+      </w:pPr>
+      <w:r>
+        <w:rPr/>
+        <w:t>Responsibilities:</w:t>
+      </w:r>
+    </w:p>
+    <w:p>
+      <w:pPr>
+        <w:pStyle w:val="Normal"/>
+        <w:rPr/>
+      </w:pPr>
+      <w:r>
+        <w:rPr/>
+        <w:t>[Java]</w:t>
       </w:r>
     </w:p>
     <w:p>
@@ -1116,7 +1245,7 @@
       </w:pPr>
       <w:r>
         <w:rPr/>
-        <w:t>4. MySQL Workbench:</w:t>
+        <w:t>Video Game and Slot Machine Development:</w:t>
       </w:r>
     </w:p>
     <w:p>
@@ -1130,7 +1259,7 @@
       </w:pPr>
       <w:r>
         <w:rPr/>
-        <w:t>- Use MySQL 8.0.</w:t>
+        <w:t>Built SSM architecture (Spring + SpringMVC + MyBatis).</w:t>
       </w:r>
     </w:p>
     <w:p>
@@ -1144,47 +1273,7 @@
       </w:pPr>
       <w:r>
         <w:rPr/>
-        <w:t>- Strong database schema design.</w:t>
-      </w:r>
-    </w:p>
-    <w:p>
-      <w:pPr>
-        <w:pStyle w:val="Heading2"/>
-        <w:rPr/>
-      </w:pPr>
-      <w:r>
-        <w:rPr/>
-        <w:t>V. 2016/10 to 2018/03</w:t>
-      </w:r>
-    </w:p>
-    <w:p>
-      <w:pPr>
-        <w:pStyle w:val="Normal"/>
-        <w:rPr/>
-      </w:pPr>
-      <w:r>
-        <w:rPr/>
-        <w:t>Company Name: Bule Star Co., Ltd.</w:t>
-      </w:r>
-    </w:p>
-    <w:p>
-      <w:pPr>
-        <w:pStyle w:val="Normal"/>
-        <w:rPr/>
-      </w:pPr>
-      <w:r>
-        <w:rPr/>
-        <w:t>Title: Full Stack developer (Android, iOS, JAVA, MySql)</w:t>
-      </w:r>
-    </w:p>
-    <w:p>
-      <w:pPr>
-        <w:pStyle w:val="Normal"/>
-        <w:rPr/>
-      </w:pPr>
-      <w:r>
-        <w:rPr/>
-        <w:t>Responsibilities:</w:t>
+        <w:t>Sync mechanisms for betting, withdrawal, etc.</w:t>
       </w:r>
     </w:p>
     <w:p>
@@ -1198,7 +1287,7 @@
       </w:pPr>
       <w:r>
         <w:rPr/>
-        <w:t>1. Video game and slot machine development:</w:t>
+        <w:t>Use IoC, DAO, POJO to build JAVAEE.</w:t>
       </w:r>
     </w:p>
     <w:p>
@@ -1212,7 +1301,7 @@
       </w:pPr>
       <w:r>
         <w:rPr/>
-        <w:t>- Build SSM architecture (Spring + SpringMVC + MyBatis).</w:t>
+        <w:t>Live broadcast development.</w:t>
       </w:r>
     </w:p>
     <w:p>
@@ -1226,7 +1315,36 @@
       </w:pPr>
       <w:r>
         <w:rPr/>
-        <w:t>- Sync mechanisms for betting, withdrawal, etc.</w:t>
+        <w:t>Version control with SVN.</w:t>
+      </w:r>
+    </w:p>
+    <w:p>
+      <w:pPr>
+        <w:pStyle w:val="ListBullet"/>
+        <w:numPr>
+          <w:ilvl w:val="0"/>
+          <w:numId w:val="0"/>
+        </w:numPr>
+        <w:ind w:hanging="0" w:left="360"/>
+        <w:rPr/>
+      </w:pPr>
+      <w:r>
+        <w:rPr/>
+      </w:r>
+    </w:p>
+    <w:p>
+      <w:pPr>
+        <w:pStyle w:val="ListBullet"/>
+        <w:numPr>
+          <w:ilvl w:val="0"/>
+          <w:numId w:val="0"/>
+        </w:numPr>
+        <w:ind w:hanging="0" w:left="360"/>
+        <w:rPr/>
+      </w:pPr>
+      <w:r>
+        <w:rPr/>
+        <w:t>[Android/iOS ]</w:t>
       </w:r>
     </w:p>
     <w:p>
@@ -1240,7 +1358,7 @@
       </w:pPr>
       <w:r>
         <w:rPr/>
-        <w:t>- Use IoC, DAO, POJO to build JAVAEE.</w:t>
+        <w:t>Native code (Android &amp; Objective-C).</w:t>
       </w:r>
     </w:p>
     <w:p>
@@ -1254,7 +1372,7 @@
       </w:pPr>
       <w:r>
         <w:rPr/>
-        <w:t>- Live broadcast development.</w:t>
+        <w:t>API integration and UI design.</w:t>
       </w:r>
     </w:p>
     <w:p>
@@ -1268,7 +1386,7 @@
       </w:pPr>
       <w:r>
         <w:rPr/>
-        <w:t>- Version control with SVN.</w:t>
+        <w:t>Use AsyncTask for APK updates.</w:t>
       </w:r>
     </w:p>
     <w:p>
@@ -1282,7 +1400,7 @@
       </w:pPr>
       <w:r>
         <w:rPr/>
-        <w:t>2. Android/iOS gambling apps:</w:t>
+        <w:t>Firebase push notifications.</w:t>
       </w:r>
     </w:p>
     <w:p>
@@ -1296,7 +1414,47 @@
       </w:pPr>
       <w:r>
         <w:rPr/>
-        <w:t>- Native code (Android &amp; Objective-C).</w:t>
+        <w:t>Version control with SVN.</w:t>
+      </w:r>
+    </w:p>
+    <w:p>
+      <w:pPr>
+        <w:pStyle w:val="Heading2"/>
+        <w:rPr/>
+      </w:pPr>
+      <w:r>
+        <w:rPr/>
+        <w:t>VI. 2013/Mar to 2016/Oct</w:t>
+      </w:r>
+    </w:p>
+    <w:p>
+      <w:pPr>
+        <w:pStyle w:val="Normal"/>
+        <w:rPr/>
+      </w:pPr>
+      <w:r>
+        <w:rPr/>
+        <w:t>Company Name: HERAN Co., Ltd.</w:t>
+      </w:r>
+    </w:p>
+    <w:p>
+      <w:pPr>
+        <w:pStyle w:val="Normal"/>
+        <w:rPr/>
+      </w:pPr>
+      <w:r>
+        <w:rPr/>
+        <w:t>Title: Android developer</w:t>
+      </w:r>
+    </w:p>
+    <w:p>
+      <w:pPr>
+        <w:pStyle w:val="Normal"/>
+        <w:rPr/>
+      </w:pPr>
+      <w:r>
+        <w:rPr/>
+        <w:t>Responsibilities:</w:t>
       </w:r>
     </w:p>
     <w:p>
@@ -1310,7 +1468,7 @@
       </w:pPr>
       <w:r>
         <w:rPr/>
-        <w:t>- API integration and UI design.</w:t>
+        <w:t>Android TV system design:</w:t>
       </w:r>
     </w:p>
     <w:p>
@@ -1324,7 +1482,7 @@
       </w:pPr>
       <w:r>
         <w:rPr/>
-        <w:t>- Use AsyncTask for APK updates.</w:t>
+        <w:t>Voice control via Android phone.</w:t>
       </w:r>
     </w:p>
     <w:p>
@@ -1338,7 +1496,7 @@
       </w:pPr>
       <w:r>
         <w:rPr/>
-        <w:t>- Firebase push notifications.</w:t>
+        <w:t>Bluetooth file transfer.</w:t>
       </w:r>
     </w:p>
     <w:p>
@@ -1352,47 +1510,7 @@
       </w:pPr>
       <w:r>
         <w:rPr/>
-        <w:t>- Version control with SVN.</w:t>
-      </w:r>
-    </w:p>
-    <w:p>
-      <w:pPr>
-        <w:pStyle w:val="Heading2"/>
-        <w:rPr/>
-      </w:pPr>
-      <w:r>
-        <w:rPr/>
-        <w:t>VI. 2013/Mar to 2016/Oct</w:t>
-      </w:r>
-    </w:p>
-    <w:p>
-      <w:pPr>
-        <w:pStyle w:val="Normal"/>
-        <w:rPr/>
-      </w:pPr>
-      <w:r>
-        <w:rPr/>
-        <w:t>Company Name: HERAN Co., Ltd.</w:t>
-      </w:r>
-    </w:p>
-    <w:p>
-      <w:pPr>
-        <w:pStyle w:val="Normal"/>
-        <w:rPr/>
-      </w:pPr>
-      <w:r>
-        <w:rPr/>
-        <w:t>Title: Android developer</w:t>
-      </w:r>
-    </w:p>
-    <w:p>
-      <w:pPr>
-        <w:pStyle w:val="Normal"/>
-        <w:rPr/>
-      </w:pPr>
-      <w:r>
-        <w:rPr/>
-        <w:t>Responsibilities:</w:t>
+        <w:t>Socket communication between phone and TV.</w:t>
       </w:r>
     </w:p>
     <w:p>
@@ -1406,7 +1524,7 @@
       </w:pPr>
       <w:r>
         <w:rPr/>
-        <w:t>Android TV system design:</w:t>
+        <w:t>IoT integration with home appliances.</w:t>
       </w:r>
     </w:p>
     <w:p>
@@ -1420,7 +1538,7 @@
       </w:pPr>
       <w:r>
         <w:rPr/>
-        <w:t>- Voice control via Android phone.</w:t>
+        <w:t>Version control with SVN.</w:t>
       </w:r>
     </w:p>
     <w:p>
@@ -1434,63 +1552,7 @@
       </w:pPr>
       <w:r>
         <w:rPr/>
-        <w:t>- Bluetooth file transfer.</w:t>
-      </w:r>
-    </w:p>
-    <w:p>
-      <w:pPr>
-        <w:pStyle w:val="ListBullet"/>
-        <w:numPr>
-          <w:ilvl w:val="0"/>
-          <w:numId w:val="1"/>
-        </w:numPr>
-        <w:rPr/>
-      </w:pPr>
-      <w:r>
-        <w:rPr/>
-        <w:t>- Socket communication between phone and TV.</w:t>
-      </w:r>
-    </w:p>
-    <w:p>
-      <w:pPr>
-        <w:pStyle w:val="ListBullet"/>
-        <w:numPr>
-          <w:ilvl w:val="0"/>
-          <w:numId w:val="1"/>
-        </w:numPr>
-        <w:rPr/>
-      </w:pPr>
-      <w:r>
-        <w:rPr/>
-        <w:t>- IoT integration with home appliances.</w:t>
-      </w:r>
-    </w:p>
-    <w:p>
-      <w:pPr>
-        <w:pStyle w:val="ListBullet"/>
-        <w:numPr>
-          <w:ilvl w:val="0"/>
-          <w:numId w:val="1"/>
-        </w:numPr>
-        <w:rPr/>
-      </w:pPr>
-      <w:r>
-        <w:rPr/>
-        <w:t>- Version control with SVN.</w:t>
-      </w:r>
-    </w:p>
-    <w:p>
-      <w:pPr>
-        <w:pStyle w:val="ListBullet"/>
-        <w:numPr>
-          <w:ilvl w:val="0"/>
-          <w:numId w:val="1"/>
-        </w:numPr>
-        <w:rPr/>
-      </w:pPr>
-      <w:r>
-        <w:rPr/>
-        <w:t>- API integration via JSON.</w:t>
+        <w:t>API integration via JSON.</w:t>
       </w:r>
     </w:p>
     <w:p>
@@ -1514,14 +1576,62 @@
       </w:pPr>
       <w:r>
         <w:rPr/>
-        <w:t>Hello! My name is Ted Hsu, and I’m a software developer from Taiwan with over 11 years of Android development experience. In addition, I bring 4 years of iOS development, 1 year of Flutter development, and 2 years each in PHP and Java.</w:t>
-        <w:br/>
+        <w:t>My name is Ted Hsu, and I’m a software developer from Taiwan with over 11 years of Android development experience. In addition, I bring 4 years of iOS development, 1 year of Flutter development, and 2 years each in PHP and Java.</w:t>
+      </w:r>
+    </w:p>
+    <w:p>
+      <w:pPr>
+        <w:pStyle w:val="Normal"/>
+        <w:widowControl/>
+        <w:bidi w:val="0"/>
+        <w:spacing w:lineRule="auto" w:line="276" w:before="0" w:after="200"/>
+        <w:jc w:val="left"/>
+        <w:rPr/>
+      </w:pPr>
+      <w:r>
+        <w:rPr/>
         <w:t>Throughout my career, I’ve worked across a wide range of industries and companies—including projects with Google on the Pixel Watch and Pixel Phone. I’ve also contributed to the development of adult social platforms, mobile lottery and gaming apps, slot machine/eSports platforms, and IoT solutions.</w:t>
-        <w:br/>
+      </w:r>
+    </w:p>
+    <w:p>
+      <w:pPr>
+        <w:pStyle w:val="Normal"/>
+        <w:widowControl/>
+        <w:bidi w:val="0"/>
+        <w:spacing w:lineRule="auto" w:line="276" w:before="0" w:after="200"/>
+        <w:jc w:val="left"/>
+        <w:rPr/>
+      </w:pPr>
+      <w:r>
+        <w:rPr/>
         <w:t>Beyond corporate projects, I’ve partnered with clients to build systems involving facial recognition, digital learning platforms like “Pandora Zone,” and interactive advertising machines for mobile, tablet, and TV—deployed in major retail chains such as Watsons, Cosmed, and SASA across Taiwan and Shanghai.</w:t>
-        <w:br/>
+      </w:r>
+    </w:p>
+    <w:p>
+      <w:pPr>
+        <w:pStyle w:val="Normal"/>
+        <w:widowControl/>
+        <w:bidi w:val="0"/>
+        <w:spacing w:lineRule="auto" w:line="276" w:before="0" w:after="200"/>
+        <w:jc w:val="left"/>
+        <w:rPr/>
+      </w:pPr>
+      <w:r>
+        <w:rPr/>
         <w:t>In addition to my technical skills, I place high value on teamwork and communication. I believe that effective collaboration is key to building great products and solving complex problems. I’m excited about the opportunity to bring my experience, adaptability, and enthusiasm to your team.</w:t>
-        <w:br/>
+      </w:r>
+    </w:p>
+    <w:p>
+      <w:pPr>
+        <w:pStyle w:val="Normal"/>
+        <w:widowControl/>
+        <w:bidi w:val="0"/>
+        <w:spacing w:lineRule="auto" w:line="276" w:before="0" w:after="200"/>
+        <w:jc w:val="left"/>
+        <w:rPr/>
+      </w:pPr>
+      <w:r>
+        <w:rPr/>
         <w:t>Thank you for taking the time to read my introduction. I look forward to the opportunity to connect and contribute!</w:t>
       </w:r>
     </w:p>
@@ -1567,6 +1677,7 @@
         </w:tabs>
         <w:ind w:left="1080" w:hanging="360"/>
       </w:pPr>
+      <w:rPr/>
     </w:lvl>
     <w:lvl w:ilvl="2">
       <w:start w:val="1"/>
@@ -1579,6 +1690,7 @@
         </w:tabs>
         <w:ind w:left="1440" w:hanging="360"/>
       </w:pPr>
+      <w:rPr/>
     </w:lvl>
     <w:lvl w:ilvl="3">
       <w:start w:val="1"/>
@@ -1591,6 +1703,7 @@
         </w:tabs>
         <w:ind w:left="1800" w:hanging="360"/>
       </w:pPr>
+      <w:rPr/>
     </w:lvl>
     <w:lvl w:ilvl="4">
       <w:start w:val="1"/>
@@ -1603,6 +1716,7 @@
         </w:tabs>
         <w:ind w:left="2160" w:hanging="360"/>
       </w:pPr>
+      <w:rPr/>
     </w:lvl>
     <w:lvl w:ilvl="5">
       <w:start w:val="1"/>
@@ -1615,6 +1729,7 @@
         </w:tabs>
         <w:ind w:left="2520" w:hanging="360"/>
       </w:pPr>
+      <w:rPr/>
     </w:lvl>
     <w:lvl w:ilvl="6">
       <w:start w:val="1"/>
@@ -1627,6 +1742,7 @@
         </w:tabs>
         <w:ind w:left="2880" w:hanging="360"/>
       </w:pPr>
+      <w:rPr/>
     </w:lvl>
     <w:lvl w:ilvl="7">
       <w:start w:val="1"/>
@@ -1639,6 +1755,7 @@
         </w:tabs>
         <w:ind w:left="3240" w:hanging="360"/>
       </w:pPr>
+      <w:rPr/>
     </w:lvl>
     <w:lvl w:ilvl="8">
       <w:start w:val="1"/>
@@ -1651,6 +1768,7 @@
         </w:tabs>
         <w:ind w:left="3600" w:hanging="360"/>
       </w:pPr>
+      <w:rPr/>
     </w:lvl>
   </w:abstractNum>
   <w:abstractNum w:abstractNumId="2">
@@ -1680,6 +1798,7 @@
         </w:tabs>
         <w:ind w:left="1080" w:hanging="360"/>
       </w:pPr>
+      <w:rPr/>
     </w:lvl>
     <w:lvl w:ilvl="2">
       <w:start w:val="1"/>
@@ -1692,6 +1811,7 @@
         </w:tabs>
         <w:ind w:left="1440" w:hanging="360"/>
       </w:pPr>
+      <w:rPr/>
     </w:lvl>
     <w:lvl w:ilvl="3">
       <w:start w:val="1"/>
@@ -1704,6 +1824,7 @@
         </w:tabs>
         <w:ind w:left="1800" w:hanging="360"/>
       </w:pPr>
+      <w:rPr/>
     </w:lvl>
     <w:lvl w:ilvl="4">
       <w:start w:val="1"/>
@@ -1716,6 +1837,7 @@
         </w:tabs>
         <w:ind w:left="2160" w:hanging="360"/>
       </w:pPr>
+      <w:rPr/>
     </w:lvl>
     <w:lvl w:ilvl="5">
       <w:start w:val="1"/>
@@ -1728,6 +1850,7 @@
         </w:tabs>
         <w:ind w:left="2520" w:hanging="360"/>
       </w:pPr>
+      <w:rPr/>
     </w:lvl>
     <w:lvl w:ilvl="6">
       <w:start w:val="1"/>
@@ -1740,6 +1863,7 @@
         </w:tabs>
         <w:ind w:left="2880" w:hanging="360"/>
       </w:pPr>
+      <w:rPr/>
     </w:lvl>
     <w:lvl w:ilvl="7">
       <w:start w:val="1"/>
@@ -1752,6 +1876,7 @@
         </w:tabs>
         <w:ind w:left="3240" w:hanging="360"/>
       </w:pPr>
+      <w:rPr/>
     </w:lvl>
     <w:lvl w:ilvl="8">
       <w:start w:val="1"/>
@@ -1764,6 +1889,7 @@
         </w:tabs>
         <w:ind w:left="3600" w:hanging="360"/>
       </w:pPr>
+      <w:rPr/>
     </w:lvl>
   </w:abstractNum>
   <w:abstractNum w:abstractNumId="3">
@@ -1793,6 +1919,7 @@
         </w:tabs>
         <w:ind w:left="1080" w:hanging="360"/>
       </w:pPr>
+      <w:rPr/>
     </w:lvl>
     <w:lvl w:ilvl="2">
       <w:start w:val="1"/>
@@ -1805,6 +1932,7 @@
         </w:tabs>
         <w:ind w:left="1440" w:hanging="360"/>
       </w:pPr>
+      <w:rPr/>
     </w:lvl>
     <w:lvl w:ilvl="3">
       <w:start w:val="1"/>
@@ -1817,6 +1945,7 @@
         </w:tabs>
         <w:ind w:left="1800" w:hanging="360"/>
       </w:pPr>
+      <w:rPr/>
     </w:lvl>
     <w:lvl w:ilvl="4">
       <w:start w:val="1"/>
@@ -1829,6 +1958,7 @@
         </w:tabs>
         <w:ind w:left="2160" w:hanging="360"/>
       </w:pPr>
+      <w:rPr/>
     </w:lvl>
     <w:lvl w:ilvl="5">
       <w:start w:val="1"/>
@@ -1841,6 +1971,7 @@
         </w:tabs>
         <w:ind w:left="2520" w:hanging="360"/>
       </w:pPr>
+      <w:rPr/>
     </w:lvl>
     <w:lvl w:ilvl="6">
       <w:start w:val="1"/>
@@ -1853,6 +1984,7 @@
         </w:tabs>
         <w:ind w:left="2880" w:hanging="360"/>
       </w:pPr>
+      <w:rPr/>
     </w:lvl>
     <w:lvl w:ilvl="7">
       <w:start w:val="1"/>
@@ -1865,6 +1997,7 @@
         </w:tabs>
         <w:ind w:left="3240" w:hanging="360"/>
       </w:pPr>
+      <w:rPr/>
     </w:lvl>
     <w:lvl w:ilvl="8">
       <w:start w:val="1"/>
@@ -1877,6 +2010,7 @@
         </w:tabs>
         <w:ind w:left="3600" w:hanging="360"/>
       </w:pPr>
+      <w:rPr/>
     </w:lvl>
   </w:abstractNum>
   <w:abstractNum w:abstractNumId="4">
@@ -1904,6 +2038,7 @@
         </w:tabs>
         <w:ind w:left="1080" w:hanging="360"/>
       </w:pPr>
+      <w:rPr/>
     </w:lvl>
     <w:lvl w:ilvl="2">
       <w:start w:val="1"/>
@@ -1916,6 +2051,7 @@
         </w:tabs>
         <w:ind w:left="1440" w:hanging="360"/>
       </w:pPr>
+      <w:rPr/>
     </w:lvl>
     <w:lvl w:ilvl="3">
       <w:start w:val="1"/>
@@ -1928,6 +2064,7 @@
         </w:tabs>
         <w:ind w:left="1800" w:hanging="360"/>
       </w:pPr>
+      <w:rPr/>
     </w:lvl>
     <w:lvl w:ilvl="4">
       <w:start w:val="1"/>
@@ -1940,6 +2077,7 @@
         </w:tabs>
         <w:ind w:left="2160" w:hanging="360"/>
       </w:pPr>
+      <w:rPr/>
     </w:lvl>
     <w:lvl w:ilvl="5">
       <w:start w:val="1"/>
@@ -1952,6 +2090,7 @@
         </w:tabs>
         <w:ind w:left="2520" w:hanging="360"/>
       </w:pPr>
+      <w:rPr/>
     </w:lvl>
     <w:lvl w:ilvl="6">
       <w:start w:val="1"/>
@@ -1964,6 +2103,7 @@
         </w:tabs>
         <w:ind w:left="2880" w:hanging="360"/>
       </w:pPr>
+      <w:rPr/>
     </w:lvl>
     <w:lvl w:ilvl="7">
       <w:start w:val="1"/>
@@ -1976,6 +2116,7 @@
         </w:tabs>
         <w:ind w:left="3240" w:hanging="360"/>
       </w:pPr>
+      <w:rPr/>
     </w:lvl>
     <w:lvl w:ilvl="8">
       <w:start w:val="1"/>
@@ -1988,6 +2129,7 @@
         </w:tabs>
         <w:ind w:left="3600" w:hanging="360"/>
       </w:pPr>
+      <w:rPr/>
     </w:lvl>
   </w:abstractNum>
   <w:abstractNum w:abstractNumId="5">
@@ -2015,6 +2157,7 @@
         </w:tabs>
         <w:ind w:left="1080" w:hanging="360"/>
       </w:pPr>
+      <w:rPr/>
     </w:lvl>
     <w:lvl w:ilvl="2">
       <w:start w:val="1"/>
@@ -2027,6 +2170,7 @@
         </w:tabs>
         <w:ind w:left="1440" w:hanging="360"/>
       </w:pPr>
+      <w:rPr/>
     </w:lvl>
     <w:lvl w:ilvl="3">
       <w:start w:val="1"/>
@@ -2039,6 +2183,7 @@
         </w:tabs>
         <w:ind w:left="1800" w:hanging="360"/>
       </w:pPr>
+      <w:rPr/>
     </w:lvl>
     <w:lvl w:ilvl="4">
       <w:start w:val="1"/>
@@ -2051,6 +2196,7 @@
         </w:tabs>
         <w:ind w:left="2160" w:hanging="360"/>
       </w:pPr>
+      <w:rPr/>
     </w:lvl>
     <w:lvl w:ilvl="5">
       <w:start w:val="1"/>
@@ -2063,6 +2209,7 @@
         </w:tabs>
         <w:ind w:left="2520" w:hanging="360"/>
       </w:pPr>
+      <w:rPr/>
     </w:lvl>
     <w:lvl w:ilvl="6">
       <w:start w:val="1"/>
@@ -2075,6 +2222,7 @@
         </w:tabs>
         <w:ind w:left="2880" w:hanging="360"/>
       </w:pPr>
+      <w:rPr/>
     </w:lvl>
     <w:lvl w:ilvl="7">
       <w:start w:val="1"/>
@@ -2087,6 +2235,7 @@
         </w:tabs>
         <w:ind w:left="3240" w:hanging="360"/>
       </w:pPr>
+      <w:rPr/>
     </w:lvl>
     <w:lvl w:ilvl="8">
       <w:start w:val="1"/>
@@ -2099,6 +2248,7 @@
         </w:tabs>
         <w:ind w:left="3600" w:hanging="360"/>
       </w:pPr>
+      <w:rPr/>
     </w:lvl>
   </w:abstractNum>
   <w:abstractNum w:abstractNumId="6">
@@ -2126,6 +2276,7 @@
         </w:tabs>
         <w:ind w:left="1080" w:hanging="360"/>
       </w:pPr>
+      <w:rPr/>
     </w:lvl>
     <w:lvl w:ilvl="2">
       <w:start w:val="1"/>
@@ -2138,6 +2289,7 @@
         </w:tabs>
         <w:ind w:left="1440" w:hanging="360"/>
       </w:pPr>
+      <w:rPr/>
     </w:lvl>
     <w:lvl w:ilvl="3">
       <w:start w:val="1"/>
@@ -2150,6 +2302,7 @@
         </w:tabs>
         <w:ind w:left="1800" w:hanging="360"/>
       </w:pPr>
+      <w:rPr/>
     </w:lvl>
     <w:lvl w:ilvl="4">
       <w:start w:val="1"/>
@@ -2162,6 +2315,7 @@
         </w:tabs>
         <w:ind w:left="2160" w:hanging="360"/>
       </w:pPr>
+      <w:rPr/>
     </w:lvl>
     <w:lvl w:ilvl="5">
       <w:start w:val="1"/>
@@ -2174,6 +2328,7 @@
         </w:tabs>
         <w:ind w:left="2520" w:hanging="360"/>
       </w:pPr>
+      <w:rPr/>
     </w:lvl>
     <w:lvl w:ilvl="6">
       <w:start w:val="1"/>
@@ -2186,6 +2341,7 @@
         </w:tabs>
         <w:ind w:left="2880" w:hanging="360"/>
       </w:pPr>
+      <w:rPr/>
     </w:lvl>
     <w:lvl w:ilvl="7">
       <w:start w:val="1"/>
@@ -2198,6 +2354,7 @@
         </w:tabs>
         <w:ind w:left="3240" w:hanging="360"/>
       </w:pPr>
+      <w:rPr/>
     </w:lvl>
     <w:lvl w:ilvl="8">
       <w:start w:val="1"/>
@@ -2210,6 +2367,7 @@
         </w:tabs>
         <w:ind w:left="3600" w:hanging="360"/>
       </w:pPr>
+      <w:rPr/>
     </w:lvl>
   </w:abstractNum>
   <w:abstractNum w:abstractNumId="7">
@@ -2360,7 +2518,7 @@
   <w:docDefaults>
     <w:rPrDefault>
       <w:rPr>
-        <w:rFonts w:ascii="Cambria" w:hAnsi="Cambria" w:eastAsia="ＭＳ 明朝" w:cs="" w:asciiTheme="minorHAnsi" w:cstheme="minorBidi" w:eastAsiaTheme="minorEastAsia" w:hAnsiTheme="minorHAnsi"/>
+        <w:rFonts w:ascii="Cambria" w:hAnsi="Cambria" w:eastAsia="" w:cs="" w:asciiTheme="minorHAnsi" w:cstheme="minorBidi" w:eastAsiaTheme="minorEastAsia" w:hAnsiTheme="minorHAnsi"/>
         <w:sz w:val="22"/>
         <w:szCs w:val="22"/>
         <w:lang w:val="en-US" w:eastAsia="en-US" w:bidi="ar-SA"/>
@@ -2517,12 +2675,13 @@
     <w:rsid w:val="00fc693f"/>
     <w:pPr>
       <w:widowControl/>
+      <w:suppressAutoHyphens w:val="true"/>
       <w:bidi w:val="0"/>
       <w:spacing w:lineRule="auto" w:line="276" w:before="0" w:after="200"/>
       <w:jc w:val="left"/>
     </w:pPr>
     <w:rPr>
-      <w:rFonts w:ascii="Cambria" w:hAnsi="Cambria" w:eastAsia="ＭＳ 明朝" w:cs="" w:asciiTheme="minorHAnsi" w:cstheme="minorBidi" w:eastAsiaTheme="minorEastAsia" w:hAnsiTheme="minorHAnsi"/>
+      <w:rFonts w:ascii="Cambria" w:hAnsi="Cambria" w:eastAsia="" w:cs="" w:asciiTheme="minorHAnsi" w:cstheme="minorBidi" w:eastAsiaTheme="minorEastAsia" w:hAnsiTheme="minorHAnsi"/>
       <w:color w:val="auto"/>
       <w:kern w:val="0"/>
       <w:sz w:val="22"/>
@@ -2545,7 +2704,7 @@
       <w:outlineLvl w:val="0"/>
     </w:pPr>
     <w:rPr>
-      <w:rFonts w:ascii="Calibri" w:hAnsi="Calibri" w:eastAsia="ＭＳ ゴシック" w:cs="" w:asciiTheme="majorHAnsi" w:cstheme="majorBidi" w:eastAsiaTheme="majorEastAsia" w:hAnsiTheme="majorHAnsi"/>
+      <w:rFonts w:ascii="Calibri" w:hAnsi="Calibri" w:eastAsia="" w:cs="" w:asciiTheme="majorHAnsi" w:cstheme="majorBidi" w:eastAsiaTheme="majorEastAsia" w:hAnsiTheme="majorHAnsi"/>
       <w:b/>
       <w:bCs/>
       <w:color w:themeColor="accent1" w:themeShade="bf" w:val="365F91"/>
@@ -2569,7 +2728,7 @@
       <w:outlineLvl w:val="1"/>
     </w:pPr>
     <w:rPr>
-      <w:rFonts w:ascii="Calibri" w:hAnsi="Calibri" w:eastAsia="ＭＳ ゴシック" w:cs="" w:asciiTheme="majorHAnsi" w:cstheme="majorBidi" w:eastAsiaTheme="majorEastAsia" w:hAnsiTheme="majorHAnsi"/>
+      <w:rFonts w:ascii="Calibri" w:hAnsi="Calibri" w:eastAsia="" w:cs="" w:asciiTheme="majorHAnsi" w:cstheme="majorBidi" w:eastAsiaTheme="majorEastAsia" w:hAnsiTheme="majorHAnsi"/>
       <w:b/>
       <w:bCs/>
       <w:color w:themeColor="accent1" w:val="4F81BD"/>
@@ -2593,7 +2752,7 @@
       <w:outlineLvl w:val="2"/>
     </w:pPr>
     <w:rPr>
-      <w:rFonts w:ascii="Calibri" w:hAnsi="Calibri" w:eastAsia="ＭＳ ゴシック" w:cs="" w:asciiTheme="majorHAnsi" w:cstheme="majorBidi" w:eastAsiaTheme="majorEastAsia" w:hAnsiTheme="majorHAnsi"/>
+      <w:rFonts w:ascii="Calibri" w:hAnsi="Calibri" w:eastAsia="" w:cs="" w:asciiTheme="majorHAnsi" w:cstheme="majorBidi" w:eastAsiaTheme="majorEastAsia" w:hAnsiTheme="majorHAnsi"/>
       <w:b/>
       <w:bCs/>
       <w:color w:themeColor="accent1" w:val="4F81BD"/>
@@ -2616,7 +2775,7 @@
       <w:outlineLvl w:val="3"/>
     </w:pPr>
     <w:rPr>
-      <w:rFonts w:ascii="Calibri" w:hAnsi="Calibri" w:eastAsia="ＭＳ ゴシック" w:cs="" w:asciiTheme="majorHAnsi" w:cstheme="majorBidi" w:eastAsiaTheme="majorEastAsia" w:hAnsiTheme="majorHAnsi"/>
+      <w:rFonts w:ascii="Calibri" w:hAnsi="Calibri" w:eastAsia="" w:cs="" w:asciiTheme="majorHAnsi" w:cstheme="majorBidi" w:eastAsiaTheme="majorEastAsia" w:hAnsiTheme="majorHAnsi"/>
       <w:b/>
       <w:bCs/>
       <w:i/>
@@ -2641,7 +2800,7 @@
       <w:outlineLvl w:val="4"/>
     </w:pPr>
     <w:rPr>
-      <w:rFonts w:ascii="Calibri" w:hAnsi="Calibri" w:eastAsia="ＭＳ ゴシック" w:cs="" w:asciiTheme="majorHAnsi" w:cstheme="majorBidi" w:eastAsiaTheme="majorEastAsia" w:hAnsiTheme="majorHAnsi"/>
+      <w:rFonts w:ascii="Calibri" w:hAnsi="Calibri" w:eastAsia="" w:cs="" w:asciiTheme="majorHAnsi" w:cstheme="majorBidi" w:eastAsiaTheme="majorEastAsia" w:hAnsiTheme="majorHAnsi"/>
       <w:color w:themeColor="accent1" w:themeShade="7f" w:val="243F60"/>
     </w:rPr>
   </w:style>
@@ -2662,7 +2821,7 @@
       <w:outlineLvl w:val="5"/>
     </w:pPr>
     <w:rPr>
-      <w:rFonts w:ascii="Calibri" w:hAnsi="Calibri" w:eastAsia="ＭＳ ゴシック" w:cs="" w:asciiTheme="majorHAnsi" w:cstheme="majorBidi" w:eastAsiaTheme="majorEastAsia" w:hAnsiTheme="majorHAnsi"/>
+      <w:rFonts w:ascii="Calibri" w:hAnsi="Calibri" w:eastAsia="" w:cs="" w:asciiTheme="majorHAnsi" w:cstheme="majorBidi" w:eastAsiaTheme="majorEastAsia" w:hAnsiTheme="majorHAnsi"/>
       <w:i/>
       <w:iCs/>
       <w:color w:themeColor="accent1" w:themeShade="7f" w:val="243F60"/>
@@ -2685,7 +2844,7 @@
       <w:outlineLvl w:val="6"/>
     </w:pPr>
     <w:rPr>
-      <w:rFonts w:ascii="Calibri" w:hAnsi="Calibri" w:eastAsia="ＭＳ ゴシック" w:cs="" w:asciiTheme="majorHAnsi" w:cstheme="majorBidi" w:eastAsiaTheme="majorEastAsia" w:hAnsiTheme="majorHAnsi"/>
+      <w:rFonts w:ascii="Calibri" w:hAnsi="Calibri" w:eastAsia="" w:cs="" w:asciiTheme="majorHAnsi" w:cstheme="majorBidi" w:eastAsiaTheme="majorEastAsia" w:hAnsiTheme="majorHAnsi"/>
       <w:i/>
       <w:iCs/>
       <w:color w:themeColor="text1" w:themeTint="bf" w:val="404040"/>
@@ -2708,7 +2867,7 @@
       <w:outlineLvl w:val="7"/>
     </w:pPr>
     <w:rPr>
-      <w:rFonts w:ascii="Calibri" w:hAnsi="Calibri" w:eastAsia="ＭＳ ゴシック" w:cs="" w:asciiTheme="majorHAnsi" w:cstheme="majorBidi" w:eastAsiaTheme="majorEastAsia" w:hAnsiTheme="majorHAnsi"/>
+      <w:rFonts w:ascii="Calibri" w:hAnsi="Calibri" w:eastAsia="" w:cs="" w:asciiTheme="majorHAnsi" w:cstheme="majorBidi" w:eastAsiaTheme="majorEastAsia" w:hAnsiTheme="majorHAnsi"/>
       <w:color w:themeColor="accent1" w:val="4F81BD"/>
       <w:sz w:val="20"/>
       <w:szCs w:val="20"/>
@@ -2731,7 +2890,7 @@
       <w:outlineLvl w:val="8"/>
     </w:pPr>
     <w:rPr>
-      <w:rFonts w:ascii="Calibri" w:hAnsi="Calibri" w:eastAsia="ＭＳ ゴシック" w:cs="" w:asciiTheme="majorHAnsi" w:cstheme="majorBidi" w:eastAsiaTheme="majorEastAsia" w:hAnsiTheme="majorHAnsi"/>
+      <w:rFonts w:ascii="Calibri" w:hAnsi="Calibri" w:eastAsia="" w:cs="" w:asciiTheme="majorHAnsi" w:cstheme="majorBidi" w:eastAsiaTheme="majorEastAsia" w:hAnsiTheme="majorHAnsi"/>
       <w:i/>
       <w:iCs/>
       <w:color w:themeColor="text1" w:themeTint="bf" w:val="404040"/>
@@ -2773,7 +2932,7 @@
     <w:qFormat/>
     <w:rsid w:val="00fc693f"/>
     <w:rPr>
-      <w:rFonts w:ascii="Calibri" w:hAnsi="Calibri" w:eastAsia="ＭＳ ゴシック" w:cs="" w:asciiTheme="majorHAnsi" w:cstheme="majorBidi" w:eastAsiaTheme="majorEastAsia" w:hAnsiTheme="majorHAnsi"/>
+      <w:rFonts w:ascii="Calibri" w:hAnsi="Calibri" w:eastAsia="" w:cs="" w:asciiTheme="majorHAnsi" w:cstheme="majorBidi" w:eastAsiaTheme="majorEastAsia" w:hAnsiTheme="majorHAnsi"/>
       <w:b/>
       <w:bCs/>
       <w:color w:themeColor="accent1" w:themeShade="bf" w:val="365F91"/>
@@ -2789,7 +2948,7 @@
     <w:qFormat/>
     <w:rsid w:val="00fc693f"/>
     <w:rPr>
-      <w:rFonts w:ascii="Calibri" w:hAnsi="Calibri" w:eastAsia="ＭＳ ゴシック" w:cs="" w:asciiTheme="majorHAnsi" w:cstheme="majorBidi" w:eastAsiaTheme="majorEastAsia" w:hAnsiTheme="majorHAnsi"/>
+      <w:rFonts w:ascii="Calibri" w:hAnsi="Calibri" w:eastAsia="" w:cs="" w:asciiTheme="majorHAnsi" w:cstheme="majorBidi" w:eastAsiaTheme="majorEastAsia" w:hAnsiTheme="majorHAnsi"/>
       <w:b/>
       <w:bCs/>
       <w:color w:themeColor="accent1" w:val="4F81BD"/>
@@ -2805,7 +2964,7 @@
     <w:qFormat/>
     <w:rsid w:val="00fc693f"/>
     <w:rPr>
-      <w:rFonts w:ascii="Calibri" w:hAnsi="Calibri" w:eastAsia="ＭＳ ゴシック" w:cs="" w:asciiTheme="majorHAnsi" w:cstheme="majorBidi" w:eastAsiaTheme="majorEastAsia" w:hAnsiTheme="majorHAnsi"/>
+      <w:rFonts w:ascii="Calibri" w:hAnsi="Calibri" w:eastAsia="" w:cs="" w:asciiTheme="majorHAnsi" w:cstheme="majorBidi" w:eastAsiaTheme="majorEastAsia" w:hAnsiTheme="majorHAnsi"/>
       <w:b/>
       <w:bCs/>
       <w:color w:themeColor="accent1" w:val="4F81BD"/>
@@ -2819,7 +2978,7 @@
     <w:qFormat/>
     <w:rsid w:val="00fc693f"/>
     <w:rPr>
-      <w:rFonts w:ascii="Calibri" w:hAnsi="Calibri" w:eastAsia="ＭＳ ゴシック" w:cs="" w:asciiTheme="majorHAnsi" w:cstheme="majorBidi" w:eastAsiaTheme="majorEastAsia" w:hAnsiTheme="majorHAnsi"/>
+      <w:rFonts w:ascii="Calibri" w:hAnsi="Calibri" w:eastAsia="" w:cs="" w:asciiTheme="majorHAnsi" w:cstheme="majorBidi" w:eastAsiaTheme="majorEastAsia" w:hAnsiTheme="majorHAnsi"/>
       <w:color w:themeColor="text2" w:themeShade="bf" w:val="17365D"/>
       <w:spacing w:val="5"/>
       <w:kern w:val="2"/>
@@ -2835,7 +2994,7 @@
     <w:qFormat/>
     <w:rsid w:val="00fc693f"/>
     <w:rPr>
-      <w:rFonts w:ascii="Calibri" w:hAnsi="Calibri" w:eastAsia="ＭＳ ゴシック" w:cs="" w:asciiTheme="majorHAnsi" w:cstheme="majorBidi" w:eastAsiaTheme="majorEastAsia" w:hAnsiTheme="majorHAnsi"/>
+      <w:rFonts w:ascii="Calibri" w:hAnsi="Calibri" w:eastAsia="" w:cs="" w:asciiTheme="majorHAnsi" w:cstheme="majorBidi" w:eastAsiaTheme="majorEastAsia" w:hAnsiTheme="majorHAnsi"/>
       <w:i/>
       <w:iCs/>
       <w:color w:themeColor="accent1" w:val="4F81BD"/>
@@ -2908,7 +3067,7 @@
     <w:qFormat/>
     <w:rsid w:val="00fc693f"/>
     <w:rPr>
-      <w:rFonts w:ascii="Calibri" w:hAnsi="Calibri" w:eastAsia="ＭＳ ゴシック" w:cs="" w:asciiTheme="majorHAnsi" w:cstheme="majorBidi" w:eastAsiaTheme="majorEastAsia" w:hAnsiTheme="majorHAnsi"/>
+      <w:rFonts w:ascii="Calibri" w:hAnsi="Calibri" w:eastAsia="" w:cs="" w:asciiTheme="majorHAnsi" w:cstheme="majorBidi" w:eastAsiaTheme="majorEastAsia" w:hAnsiTheme="majorHAnsi"/>
       <w:b/>
       <w:bCs/>
       <w:i/>
@@ -2925,7 +3084,7 @@
     <w:qFormat/>
     <w:rsid w:val="00fc693f"/>
     <w:rPr>
-      <w:rFonts w:ascii="Calibri" w:hAnsi="Calibri" w:eastAsia="ＭＳ ゴシック" w:cs="" w:asciiTheme="majorHAnsi" w:cstheme="majorBidi" w:eastAsiaTheme="majorEastAsia" w:hAnsiTheme="majorHAnsi"/>
+      <w:rFonts w:ascii="Calibri" w:hAnsi="Calibri" w:eastAsia="" w:cs="" w:asciiTheme="majorHAnsi" w:cstheme="majorBidi" w:eastAsiaTheme="majorEastAsia" w:hAnsiTheme="majorHAnsi"/>
       <w:color w:themeColor="accent1" w:themeShade="7f" w:val="243F60"/>
     </w:rPr>
   </w:style>
@@ -2938,7 +3097,7 @@
     <w:qFormat/>
     <w:rsid w:val="00fc693f"/>
     <w:rPr>
-      <w:rFonts w:ascii="Calibri" w:hAnsi="Calibri" w:eastAsia="ＭＳ ゴシック" w:cs="" w:asciiTheme="majorHAnsi" w:cstheme="majorBidi" w:eastAsiaTheme="majorEastAsia" w:hAnsiTheme="majorHAnsi"/>
+      <w:rFonts w:ascii="Calibri" w:hAnsi="Calibri" w:eastAsia="" w:cs="" w:asciiTheme="majorHAnsi" w:cstheme="majorBidi" w:eastAsiaTheme="majorEastAsia" w:hAnsiTheme="majorHAnsi"/>
       <w:i/>
       <w:iCs/>
       <w:color w:themeColor="accent1" w:themeShade="7f" w:val="243F60"/>
@@ -2953,7 +3112,7 @@
     <w:qFormat/>
     <w:rsid w:val="00fc693f"/>
     <w:rPr>
-      <w:rFonts w:ascii="Calibri" w:hAnsi="Calibri" w:eastAsia="ＭＳ ゴシック" w:cs="" w:asciiTheme="majorHAnsi" w:cstheme="majorBidi" w:eastAsiaTheme="majorEastAsia" w:hAnsiTheme="majorHAnsi"/>
+      <w:rFonts w:ascii="Calibri" w:hAnsi="Calibri" w:eastAsia="" w:cs="" w:asciiTheme="majorHAnsi" w:cstheme="majorBidi" w:eastAsiaTheme="majorEastAsia" w:hAnsiTheme="majorHAnsi"/>
       <w:i/>
       <w:iCs/>
       <w:color w:themeColor="text1" w:themeTint="bf" w:val="404040"/>
@@ -2968,7 +3127,7 @@
     <w:qFormat/>
     <w:rsid w:val="00fc693f"/>
     <w:rPr>
-      <w:rFonts w:ascii="Calibri" w:hAnsi="Calibri" w:eastAsia="ＭＳ ゴシック" w:cs="" w:asciiTheme="majorHAnsi" w:cstheme="majorBidi" w:eastAsiaTheme="majorEastAsia" w:hAnsiTheme="majorHAnsi"/>
+      <w:rFonts w:ascii="Calibri" w:hAnsi="Calibri" w:eastAsia="" w:cs="" w:asciiTheme="majorHAnsi" w:cstheme="majorBidi" w:eastAsiaTheme="majorEastAsia" w:hAnsiTheme="majorHAnsi"/>
       <w:color w:themeColor="accent1" w:val="4F81BD"/>
       <w:sz w:val="20"/>
       <w:szCs w:val="20"/>
@@ -2983,7 +3142,7 @@
     <w:qFormat/>
     <w:rsid w:val="00fc693f"/>
     <w:rPr>
-      <w:rFonts w:ascii="Calibri" w:hAnsi="Calibri" w:eastAsia="ＭＳ ゴシック" w:cs="" w:asciiTheme="majorHAnsi" w:cstheme="majorBidi" w:eastAsiaTheme="majorEastAsia" w:hAnsiTheme="majorHAnsi"/>
+      <w:rFonts w:ascii="Calibri" w:hAnsi="Calibri" w:eastAsia="" w:cs="" w:asciiTheme="majorHAnsi" w:cstheme="majorBidi" w:eastAsiaTheme="majorEastAsia" w:hAnsiTheme="majorHAnsi"/>
       <w:i/>
       <w:iCs/>
       <w:color w:themeColor="text1" w:themeTint="bf" w:val="404040"/>
@@ -3216,12 +3375,13 @@
     <w:rsid w:val="00fc693f"/>
     <w:pPr>
       <w:widowControl/>
+      <w:suppressAutoHyphens w:val="true"/>
       <w:bidi w:val="0"/>
       <w:spacing w:lineRule="auto" w:line="240" w:before="0" w:after="0"/>
       <w:jc w:val="left"/>
     </w:pPr>
     <w:rPr>
-      <w:rFonts w:ascii="Cambria" w:hAnsi="Cambria" w:eastAsia="ＭＳ 明朝" w:cs="" w:asciiTheme="minorHAnsi" w:cstheme="minorBidi" w:eastAsiaTheme="minorEastAsia" w:hAnsiTheme="minorHAnsi"/>
+      <w:rFonts w:ascii="Cambria" w:hAnsi="Cambria" w:eastAsia="" w:cs="" w:asciiTheme="minorHAnsi" w:cstheme="minorBidi" w:eastAsiaTheme="minorEastAsia" w:hAnsiTheme="minorHAnsi"/>
       <w:color w:val="auto"/>
       <w:kern w:val="0"/>
       <w:sz w:val="22"/>
@@ -3245,7 +3405,7 @@
       <w:contextualSpacing/>
     </w:pPr>
     <w:rPr>
-      <w:rFonts w:ascii="Calibri" w:hAnsi="Calibri" w:eastAsia="ＭＳ ゴシック" w:cs="" w:asciiTheme="majorHAnsi" w:cstheme="majorBidi" w:eastAsiaTheme="majorEastAsia" w:hAnsiTheme="majorHAnsi"/>
+      <w:rFonts w:ascii="Calibri" w:hAnsi="Calibri" w:eastAsia="" w:cs="" w:asciiTheme="majorHAnsi" w:cstheme="majorBidi" w:eastAsiaTheme="majorEastAsia" w:hAnsiTheme="majorHAnsi"/>
       <w:color w:themeColor="text2" w:themeShade="bf" w:val="17365D"/>
       <w:spacing w:val="5"/>
       <w:kern w:val="2"/>
@@ -3263,7 +3423,7 @@
     <w:rsid w:val="00fc693f"/>
     <w:pPr/>
     <w:rPr>
-      <w:rFonts w:ascii="Calibri" w:hAnsi="Calibri" w:eastAsia="ＭＳ ゴシック" w:cs="" w:asciiTheme="majorHAnsi" w:cstheme="majorBidi" w:eastAsiaTheme="majorEastAsia" w:hAnsiTheme="majorHAnsi"/>
+      <w:rFonts w:ascii="Calibri" w:hAnsi="Calibri" w:eastAsia="" w:cs="" w:asciiTheme="majorHAnsi" w:cstheme="majorBidi" w:eastAsiaTheme="majorEastAsia" w:hAnsiTheme="majorHAnsi"/>
       <w:i/>
       <w:iCs/>
       <w:color w:themeColor="accent1" w:val="4F81BD"/>
@@ -3496,12 +3656,13 @@
         <w:tab w:val="left" w:pos="3456" w:leader="none"/>
         <w:tab w:val="left" w:pos="4032" w:leader="none"/>
       </w:tabs>
+      <w:suppressAutoHyphens w:val="true"/>
       <w:bidi w:val="0"/>
       <w:spacing w:lineRule="auto" w:line="276" w:before="0" w:after="200"/>
       <w:jc w:val="left"/>
     </w:pPr>
     <w:rPr>
-      <w:rFonts w:ascii="Courier" w:hAnsi="Courier" w:eastAsia="ＭＳ 明朝" w:cs="" w:cstheme="minorBidi" w:eastAsiaTheme="minorEastAsia"/>
+      <w:rFonts w:ascii="Courier" w:hAnsi="Courier" w:eastAsia="" w:cs="" w:cstheme="minorBidi" w:eastAsiaTheme="minorEastAsia"/>
       <w:color w:val="auto"/>
       <w:kern w:val="0"/>
       <w:sz w:val="20"/>
@@ -6719,7 +6880,6 @@
       <w:pPr>
         <w:spacing w:before="0" w:after="0" w:line="240" w:lineRule="auto"/>
       </w:pPr>
-      <w:rPr/>
       <w:tblPr/>
       <w:tcPr>
         <w:tcBorders>
@@ -6865,7 +7025,6 @@
       <w:pPr>
         <w:spacing w:before="0" w:after="0" w:line="240" w:lineRule="auto"/>
       </w:pPr>
-      <w:rPr/>
       <w:tblPr/>
       <w:tcPr>
         <w:tcBorders>
@@ -7011,7 +7170,6 @@
       <w:pPr>
         <w:spacing w:before="0" w:after="0" w:line="240" w:lineRule="auto"/>
       </w:pPr>
-      <w:rPr/>
       <w:tblPr/>
       <w:tcPr>
         <w:tcBorders>
@@ -7157,7 +7315,6 @@
       <w:pPr>
         <w:spacing w:before="0" w:after="0" w:line="240" w:lineRule="auto"/>
       </w:pPr>
-      <w:rPr/>
       <w:tblPr/>
       <w:tcPr>
         <w:tcBorders>
@@ -7303,7 +7460,6 @@
       <w:pPr>
         <w:spacing w:before="0" w:after="0" w:line="240" w:lineRule="auto"/>
       </w:pPr>
-      <w:rPr/>
       <w:tblPr/>
       <w:tcPr>
         <w:tcBorders>
@@ -7449,7 +7605,6 @@
       <w:pPr>
         <w:spacing w:before="0" w:after="0" w:line="240" w:lineRule="auto"/>
       </w:pPr>
-      <w:rPr/>
       <w:tblPr/>
       <w:tcPr>
         <w:tcBorders>
@@ -7595,7 +7750,6 @@
       <w:pPr>
         <w:spacing w:before="0" w:after="0" w:line="240" w:lineRule="auto"/>
       </w:pPr>
-      <w:rPr/>
       <w:tblPr/>
       <w:tcPr>
         <w:tcBorders>

--- a/file/Ted_Hsu_CV.docx
+++ b/file/Ted_Hsu_CV.docx
@@ -51,7 +51,7 @@
         <w:rPr/>
         <w:t xml:space="preserve">E-mail: </w:t>
       </w:r>
-      <w:hyperlink r:id="rId2">
+      <w:hyperlink r:id="rId3">
         <w:r>
           <w:rPr>
             <w:rStyle w:val="Hyperlink"/>
@@ -65,6 +65,20 @@
         <w:pStyle w:val="Normal"/>
         <w:rPr/>
       </w:pPr>
+      <w:hyperlink r:id="rId4">
+        <w:r>
+          <w:rPr>
+            <w:rStyle w:val="Hyperlink"/>
+          </w:rPr>
+          <w:t>portfolio - link</w:t>
+        </w:r>
+      </w:hyperlink>
+    </w:p>
+    <w:p>
+      <w:pPr>
+        <w:pStyle w:val="Normal"/>
+        <w:rPr/>
+      </w:pPr>
       <w:r>
         <w:rPr/>
         <w:t>─────────────────────────────────────────────────────────────────</w:t>
@@ -169,7 +183,7 @@
         <w:rPr/>
         <w:t xml:space="preserve">Company Name: </w:t>
       </w:r>
-      <w:hyperlink r:id="rId3">
+      <w:hyperlink r:id="rId5">
         <w:r>
           <w:rPr>
             <w:rStyle w:val="Hyperlink"/>
@@ -607,7 +621,7 @@
         <w:rPr/>
         <w:t xml:space="preserve">Company Name: </w:t>
       </w:r>
-      <w:hyperlink r:id="rId4">
+      <w:hyperlink r:id="rId6">
         <w:r>
           <w:rPr>
             <w:rStyle w:val="Hyperlink"/>
